--- a/cv.docx
+++ b/cv.docx
@@ -336,7 +336,7 @@
           <w:bCs/>
           <w:b/>
         </w:rPr>
-        <w:t xml:space="preserve">Hsu, S-K.</w:t>
+        <w:t xml:space="preserve">Hsu, S.-K.</w:t>
       </w:r>
       <w:r>
         <w:t xml:space="preserve">, Zhai, J., Schulz, A., Aubuchon-Elder, T., Costa-Neto, G., Gelfond, A., El-Walid, M.Z., Hufford, M., Kellogg, E.A., La, T., Marand, A.P., Seetharam, A.S., Scheben, A., Stitzer, M.C., Wrightsman, T., Romay, M.C., &amp; Buckler, E.S. (2025).</w:t>
@@ -349,35 +349,7 @@
           <w:bCs/>
           <w:b/>
         </w:rPr>
-        <w:t xml:space="preserve">Widespread turnover of a conserved cis</w:t>
-      </w:r>
-      <w:r>
-        <w:rPr>
-          <w:bCs/>
-          <w:b/>
-        </w:rPr>
-        <w:t xml:space="preserve"> </w:t>
-      </w:r>
-      <w:r>
-        <w:rPr>
-          <w:bCs/>
-          <w:b/>
-        </w:rPr>
-        <w:t xml:space="preserve">-</w:t>
-      </w:r>
-      <w:r>
-        <w:rPr>
-          <w:bCs/>
-          <w:b/>
-        </w:rPr>
-        <w:t xml:space="preserve"> </w:t>
-      </w:r>
-      <w:r>
-        <w:rPr>
-          <w:bCs/>
-          <w:b/>
-        </w:rPr>
-        <w:t xml:space="preserve">regulatory code across 589 grass species</w:t>
+        <w:t xml:space="preserve">Widespread turnover of a conserved cis - regulatory code across 589 grass species</w:t>
       </w:r>
       <w:r>
         <w:t xml:space="preserve">.</w:t>
@@ -417,7 +389,20 @@
         </w:numPr>
       </w:pPr>
       <w:r>
-        <w:t xml:space="preserve">Schulz, A.J., Zhai, J., AuBuchon‐Elder, T., Andorf, C.M., El‐Walid, M.Z., Ferebee, T.H., Gilmore, E.H., Hufford, M.B., Johnson, L.C., Kellogg, E.A., &amp;</w:t>
+        <w:t xml:space="preserve">Schulz, A.J., Zhai, J., AuBuchon‐Elder, T., Andorf, C.M., El‐Walid, M.Z., Ferebee, T.H., Gilmore, E.H., Hufford, M.B., Johnson, L.C., Kellogg, E.A., …,</w:t>
+      </w:r>
+      <w:r>
+        <w:t xml:space="preserve"> </w:t>
+      </w:r>
+      <w:r>
+        <w:rPr>
+          <w:bCs/>
+          <w:b/>
+        </w:rPr>
+        <w:t xml:space="preserve">Hsu, S.-K.</w:t>
+      </w:r>
+      <w:r>
+        <w:t xml:space="preserve">,</w:t>
       </w:r>
       <w:r>
         <w:t xml:space="preserve"> </w:t>
@@ -443,35 +428,7 @@
           <w:bCs/>
           <w:b/>
         </w:rPr>
-        <w:t xml:space="preserve">Fishing for a</w:t>
-      </w:r>
-      <w:r>
-        <w:rPr>
-          <w:bCs/>
-          <w:b/>
-        </w:rPr>
-        <w:t xml:space="preserve"> </w:t>
-      </w:r>
-      <w:r>
-        <w:rPr>
-          <w:bCs/>
-          <w:b/>
-        </w:rPr>
-        <w:t xml:space="preserve">reelGene</w:t>
-      </w:r>
-      <w:r>
-        <w:rPr>
-          <w:bCs/>
-          <w:b/>
-        </w:rPr>
-        <w:t xml:space="preserve"> </w:t>
-      </w:r>
-      <w:r>
-        <w:rPr>
-          <w:bCs/>
-          <w:b/>
-        </w:rPr>
-        <w:t xml:space="preserve">: evaluating gene models with evolution and machine learning</w:t>
+        <w:t xml:space="preserve">Fishing for a reelGene: evaluating gene models with evolution and machine learning</w:t>
       </w:r>
       <w:r>
         <w:t xml:space="preserve">.</w:t>
@@ -511,7 +468,20 @@
         </w:numPr>
       </w:pPr>
       <w:r>
-        <w:t xml:space="preserve">Ojeda-Rivera, J.O., Barnes, A.C., Ainsworth, E.A., Angelovici, R., Basso, B., Brindisi, L.J., Brooks, M.D., Busch, W., Buttelmann, G.L., Castellano, M.J., &amp;</w:t>
+        <w:t xml:space="preserve">Ojeda-Rivera, J.O., Barnes, A.C., Ainsworth, E.A., Angelovici, R., Basso, B., Brindisi, L.J., Brooks, M.D., Busch, W., Buttelmann, G.L., Castellano, M.J., …,</w:t>
+      </w:r>
+      <w:r>
+        <w:t xml:space="preserve"> </w:t>
+      </w:r>
+      <w:r>
+        <w:rPr>
+          <w:bCs/>
+          <w:b/>
+        </w:rPr>
+        <w:t xml:space="preserve">Hsu, S.-K.</w:t>
+      </w:r>
+      <w:r>
+        <w:t xml:space="preserve">,</w:t>
       </w:r>
       <w:r>
         <w:t xml:space="preserve"> </w:t>
@@ -581,7 +551,7 @@
           <w:bCs/>
           <w:b/>
         </w:rPr>
-        <w:t xml:space="preserve">Hsu, S-K.</w:t>
+        <w:t xml:space="preserve">Hsu, S.-K.</w:t>
       </w:r>
       <w:r>
         <w:t xml:space="preserve">, Emmett, B.D., Haafke, A., Costa‐Neto, G., Schulz, A.J., Lepak, N., La, T., AuBuchon‐Elder, T.M., Hale, C.O., Raglin, S.S., Ojeda‐Rivera, J.O., Kent, A.D., Kellogg, E.A., Romay, M.C., &amp; Buckler, E.S. (2025).</w:t>
@@ -644,7 +614,7 @@
           <w:bCs/>
           <w:b/>
         </w:rPr>
-        <w:t xml:space="preserve">Hsu, S-K.</w:t>
+        <w:t xml:space="preserve">Hsu, S.-K.</w:t>
       </w:r>
       <w:r>
         <w:t xml:space="preserve">, Barghi, N., Mallard, F., Nolte, V., &amp; Schlötterer, C. (2025).</w:t>
@@ -697,17 +667,17 @@
         </w:numPr>
       </w:pPr>
       <w:r>
-        <w:t xml:space="preserve">Lai, W-Y.,</w:t>
-      </w:r>
-      <w:r>
-        <w:t xml:space="preserve"> </w:t>
-      </w:r>
-      <w:r>
-        <w:rPr>
-          <w:bCs/>
-          <w:b/>
-        </w:rPr>
-        <w:t xml:space="preserve">Hsu, S-K.</w:t>
+        <w:t xml:space="preserve">Lai, W.-Y.,</w:t>
+      </w:r>
+      <w:r>
+        <w:t xml:space="preserve"> </w:t>
+      </w:r>
+      <w:r>
+        <w:rPr>
+          <w:bCs/>
+          <w:b/>
+        </w:rPr>
+        <w:t xml:space="preserve">Hsu, S.-K.</w:t>
       </w:r>
       <w:r>
         <w:t xml:space="preserve">, Futschik, A., &amp; Schlötterer, C. (2025).</w:t>
@@ -764,10 +734,10 @@
           <w:bCs/>
           <w:b/>
         </w:rPr>
-        <w:t xml:space="preserve">Hsu, S-K.</w:t>
-      </w:r>
-      <w:r>
-        <w:t xml:space="preserve">, Lai, W-Y., Novak, J., Lehner, F., Jakšić, A.M., Versace, E., &amp; Schlötterer, C. (2024).</w:t>
+        <w:t xml:space="preserve">Hsu, S.-K.</w:t>
+      </w:r>
+      <w:r>
+        <w:t xml:space="preserve">, Lai, W.-Y., Novak, J., Lehner, F., Jakšić, A.M., Versace, E., &amp; Schlötterer, C. (2024).</w:t>
       </w:r>
       <w:r>
         <w:t xml:space="preserve"> </w:t>
@@ -827,7 +797,7 @@
           <w:bCs/>
           <w:b/>
         </w:rPr>
-        <w:t xml:space="preserve">Hsu, S-K.</w:t>
+        <w:t xml:space="preserve">Hsu, S.-K.</w:t>
       </w:r>
       <w:r>
         <w:t xml:space="preserve">, Nolte, V., Otte, K.A., &amp; Schlötterer, C. (2023).</w:t>
@@ -851,6 +821,8 @@
       </w:r>
       <w:r>
         <w:rPr>
+          <w:iCs/>
+          <w:i/>
           <w:bCs/>
           <w:b/>
         </w:rPr>
@@ -898,7 +870,7 @@
           <w:bCs/>
           <w:b/>
         </w:rPr>
-        <w:t xml:space="preserve">Hsu, S-K.</w:t>
+        <w:t xml:space="preserve">Hsu, S.-K.</w:t>
       </w:r>
       <w:r>
         <w:t xml:space="preserve">, Belmouaden, C., Nolte, V., &amp; Schlötterer, C. (2020).</w:t>
@@ -961,10 +933,10 @@
           <w:bCs/>
           <w:b/>
         </w:rPr>
-        <w:t xml:space="preserve">Hsu, S-K.</w:t>
-      </w:r>
-      <w:r>
-        <w:t xml:space="preserve">, Barghi, N., Mallard, F., Otte, K.A., Svečnjak, L., Senti, K-A., &amp; Schlötterer, C. (2020).</w:t>
+        <w:t xml:space="preserve">Hsu, S.-K.</w:t>
+      </w:r>
+      <w:r>
+        <w:t xml:space="preserve">, Barghi, N., Mallard, F., Otte, K.A., Svečnjak, L., Senti, K.-A., &amp; Schlötterer, C. (2020).</w:t>
       </w:r>
       <w:r>
         <w:t xml:space="preserve"> </w:t>
@@ -1018,7 +990,7 @@
           <w:bCs/>
           <w:b/>
         </w:rPr>
-        <w:t xml:space="preserve">Hsu, S-K.</w:t>
+        <w:t xml:space="preserve">Hsu, S.-K.</w:t>
       </w:r>
       <w:r>
         <w:t xml:space="preserve">, Jakšić, A.M., Nolte, V., Lirakis, M., Kofler, R., Barghi, N., Versace, E., &amp; Schlötterer, C. (2020).</w:t>
@@ -1075,7 +1047,7 @@
           <w:bCs/>
           <w:b/>
         </w:rPr>
-        <w:t xml:space="preserve">Hsu, S-K.</w:t>
+        <w:t xml:space="preserve">Hsu, S.-K.</w:t>
       </w:r>
       <w:r>
         <w:t xml:space="preserve">, Jakšić, A.M., Nolte, V., Barghi, N., Mallard, F., Otte, K.A., &amp; Schlötterer, C. (2019).</w:t>
@@ -1128,20 +1100,20 @@
         </w:numPr>
       </w:pPr>
       <w:r>
-        <w:t xml:space="preserve">Lin, P-C., Tsai, Y-C.,</w:t>
-      </w:r>
-      <w:r>
-        <w:t xml:space="preserve"> </w:t>
-      </w:r>
-      <w:r>
-        <w:rPr>
-          <w:bCs/>
-          <w:b/>
-        </w:rPr>
-        <w:t xml:space="preserve">Hsu, S-K.</w:t>
-      </w:r>
-      <w:r>
-        <w:t xml:space="preserve">, Ou, J-H., Liao, C-T., &amp; Tung, C-W. (2018).</w:t>
+        <w:t xml:space="preserve">Lin, P.-C., Tsai, Y.-C.,</w:t>
+      </w:r>
+      <w:r>
+        <w:t xml:space="preserve"> </w:t>
+      </w:r>
+      <w:r>
+        <w:rPr>
+          <w:bCs/>
+          <w:b/>
+        </w:rPr>
+        <w:t xml:space="preserve">Hsu, S.-K.</w:t>
+      </w:r>
+      <w:r>
+        <w:t xml:space="preserve">, Ou, J.-H., Liao, C.-T., &amp; Tung, C.-W. (2018).</w:t>
       </w:r>
       <w:r>
         <w:t xml:space="preserve"> </w:t>
@@ -1195,10 +1167,10 @@
           <w:bCs/>
           <w:b/>
         </w:rPr>
-        <w:t xml:space="preserve">Hsu, S-K.</w:t>
-      </w:r>
-      <w:r>
-        <w:t xml:space="preserve">, &amp; Tung, C-W. (2017).</w:t>
+        <w:t xml:space="preserve">Hsu, S.-K.</w:t>
+      </w:r>
+      <w:r>
+        <w:t xml:space="preserve">, &amp; Tung, C.-W. (2017).</w:t>
       </w:r>
       <w:r>
         <w:t xml:space="preserve"> </w:t>
@@ -1252,10 +1224,10 @@
           <w:bCs/>
           <w:b/>
         </w:rPr>
-        <w:t xml:space="preserve">Hsu, S-K.</w:t>
-      </w:r>
-      <w:r>
-        <w:t xml:space="preserve">, &amp; Tung, C-W. (2015).</w:t>
+        <w:t xml:space="preserve">Hsu, S.-K.</w:t>
+      </w:r>
+      <w:r>
+        <w:t xml:space="preserve">, &amp; Tung, C.-W. (2015).</w:t>
       </w:r>
       <w:r>
         <w:t xml:space="preserve"> </w:t>
@@ -1319,10 +1291,10 @@
           <w:bCs/>
           <w:b/>
         </w:rPr>
-        <w:t xml:space="preserve">Hsu, S-K.</w:t>
-      </w:r>
-      <w:r>
-        <w:t xml:space="preserve">, Schulz, A.J., Hale, C.O., Costa-Neto, G., Miller, Z.R., Stitzer, M.C., Wrightsman, T., Zhai, J., Lai, W-Y., Dawson, H.D., &amp;</w:t>
+        <w:t xml:space="preserve">Hsu, S.-K.</w:t>
+      </w:r>
+      <w:r>
+        <w:t xml:space="preserve">, Schulz, A.J., Hale, C.O., Costa-Neto, G., Miller, Z.R., Stitzer, M.C., Wrightsman, T., Zhai, J., Lai, W.-Y., Dawson, H.D.,</w:t>
       </w:r>
       <w:r>
         <w:t xml:space="preserve"> </w:t>
@@ -1361,13 +1333,10 @@
           <w:iCs/>
           <w:i/>
         </w:rPr>
-        <w:t xml:space="preserve">bioRxiv.</w:t>
-      </w:r>
-      <w:r>
-        <w:t xml:space="preserve"> </w:t>
-      </w:r>
-      <w:r>
-        <w:t xml:space="preserve">https://doi.org/10.64898/2026.06.01.729361</w:t>
+        <w:t xml:space="preserve">bioRxiv</w:t>
+      </w:r>
+      <w:r>
+        <w:t xml:space="preserve">. https://doi.org/10.64898/2026.06.01.729361</w:t>
       </w:r>
     </w:p>
     <w:p>
@@ -1388,7 +1357,7 @@
           <w:bCs/>
           <w:b/>
         </w:rPr>
-        <w:t xml:space="preserve">Hsu, S-K.</w:t>
+        <w:t xml:space="preserve">Hsu, S.-K.</w:t>
       </w:r>
       <w:r>
         <w:t xml:space="preserve">, Lepak, N., La, T., Zhai, J., Stitzer, M.C., Yobi, A., Angelovici, R., Buckler, E.S., &amp; Romay, M.C. (2026).</w:t>
@@ -1414,13 +1383,10 @@
           <w:iCs/>
           <w:i/>
         </w:rPr>
-        <w:t xml:space="preserve">bioRxiv.</w:t>
-      </w:r>
-      <w:r>
-        <w:t xml:space="preserve"> </w:t>
-      </w:r>
-      <w:r>
-        <w:t xml:space="preserve">https://doi.org/10.64898/2026.05.05.723041</w:t>
+        <w:t xml:space="preserve">bioRxiv</w:t>
+      </w:r>
+      <w:r>
+        <w:t xml:space="preserve">. https://doi.org/10.64898/2026.05.05.723041</w:t>
       </w:r>
     </w:p>
     <w:p>
@@ -1441,7 +1407,7 @@
           <w:bCs/>
           <w:b/>
         </w:rPr>
-        <w:t xml:space="preserve">Hsu, S-K.</w:t>
+        <w:t xml:space="preserve">Hsu, S.-K.</w:t>
       </w:r>
       <w:r>
         <w:t xml:space="preserve"> </w:t>
@@ -1468,6 +1434,8 @@
       </w:r>
       <w:r>
         <w:rPr>
+          <w:iCs/>
+          <w:i/>
           <w:bCs/>
           <w:b/>
         </w:rPr>
@@ -1498,13 +1466,10 @@
           <w:iCs/>
           <w:i/>
         </w:rPr>
-        <w:t xml:space="preserve">bioRxiv.</w:t>
-      </w:r>
-      <w:r>
-        <w:t xml:space="preserve"> </w:t>
-      </w:r>
-      <w:r>
-        <w:t xml:space="preserve">https://doi.org/10.64898/2025.12.10.693030</w:t>
+        <w:t xml:space="preserve">bioRxiv</w:t>
+      </w:r>
+      <w:r>
+        <w:t xml:space="preserve">. https://doi.org/10.64898/2025.12.10.693030</w:t>
       </w:r>
     </w:p>
     <w:p>
@@ -1515,17 +1480,17 @@
         </w:numPr>
       </w:pPr>
       <w:r>
-        <w:t xml:space="preserve">Liu, Z-Y., Berthel, A., Czech, E., Marroquin, E., Stitzer, M.,</w:t>
-      </w:r>
-      <w:r>
-        <w:t xml:space="preserve"> </w:t>
-      </w:r>
-      <w:r>
-        <w:rPr>
-          <w:bCs/>
-          <w:b/>
-        </w:rPr>
-        <w:t xml:space="preserve">Hsu, S-K.</w:t>
+        <w:t xml:space="preserve">Liu, Z.-Y., Berthel, A., Czech, E., Marroquin, E., Stitzer, M.,</w:t>
+      </w:r>
+      <w:r>
+        <w:t xml:space="preserve"> </w:t>
+      </w:r>
+      <w:r>
+        <w:rPr>
+          <w:bCs/>
+          <w:b/>
+        </w:rPr>
+        <w:t xml:space="preserve">Hsu, S.-K.</w:t>
       </w:r>
       <w:r>
         <w:t xml:space="preserve">, Pennell, M., Buckler, E.S., &amp; Zhai, J. (2025).</w:t>
@@ -1551,13 +1516,10 @@
           <w:iCs/>
           <w:i/>
         </w:rPr>
-        <w:t xml:space="preserve">bioRxiv.</w:t>
-      </w:r>
-      <w:r>
-        <w:t xml:space="preserve"> </w:t>
-      </w:r>
-      <w:r>
-        <w:t xml:space="preserve">https://doi.org/10.1101/2025.10.31.685877</w:t>
+        <w:t xml:space="preserve">bioRxiv</w:t>
+      </w:r>
+      <w:r>
+        <w:t xml:space="preserve">. https://doi.org/10.1101/2025.10.31.685877</w:t>
       </w:r>
     </w:p>
     <w:p>
@@ -1578,10 +1540,10 @@
           <w:bCs/>
           <w:b/>
         </w:rPr>
-        <w:t xml:space="preserve">Hsu, S-K.</w:t>
-      </w:r>
-      <w:r>
-        <w:t xml:space="preserve">, Chen, S-P., Liu, Z-Y., Marroquin, E., Czech, E., Cannon, B., Berthel, A., Romay, M.C., Pennell, M., Kuleshov, V., &amp; Buckler, E.S. (2025).</w:t>
+        <w:t xml:space="preserve">Hsu, S.-K.</w:t>
+      </w:r>
+      <w:r>
+        <w:t xml:space="preserve">, Chen, S.-P., Liu, Z.-Y., Marroquin, E., Czech, E., Cannon, B., Berthel, A., Romay, M.C., Pennell, M., Kuleshov, V., &amp; Buckler, E.S. (2025).</w:t>
       </w:r>
       <w:r>
         <w:t xml:space="preserve"> </w:t>
@@ -1604,13 +1566,10 @@
           <w:iCs/>
           <w:i/>
         </w:rPr>
-        <w:t xml:space="preserve">bioRxiv.</w:t>
-      </w:r>
-      <w:r>
-        <w:t xml:space="preserve"> </w:t>
-      </w:r>
-      <w:r>
-        <w:t xml:space="preserve">https://doi.org/10.1101/2025.08.27.672609</w:t>
+        <w:t xml:space="preserve">bioRxiv</w:t>
+      </w:r>
+      <w:r>
+        <w:t xml:space="preserve">. https://doi.org/10.1101/2025.08.27.672609</w:t>
       </w:r>
     </w:p>
     <w:p>
@@ -1631,7 +1590,7 @@
           <w:bCs/>
           <w:b/>
         </w:rPr>
-        <w:t xml:space="preserve">Hsu, S-K.</w:t>
+        <w:t xml:space="preserve">Hsu, S.-K.</w:t>
       </w:r>
       <w:r>
         <w:t xml:space="preserve">, Gault, C.M., Hua, J., La, T., Lepak, N., Fu, Q., Buckler, E.S., &amp; Romay, M.C. (2025).</w:t>
@@ -1657,13 +1616,10 @@
           <w:iCs/>
           <w:i/>
         </w:rPr>
-        <w:t xml:space="preserve">bioRxiv.</w:t>
-      </w:r>
-      <w:r>
-        <w:t xml:space="preserve"> </w:t>
-      </w:r>
-      <w:r>
-        <w:t xml:space="preserve">https://doi.org/10.1101/2025.05.15.654294</w:t>
+        <w:t xml:space="preserve">bioRxiv</w:t>
+      </w:r>
+      <w:r>
+        <w:t xml:space="preserve">. https://doi.org/10.1101/2025.05.15.654294</w:t>
       </w:r>
     </w:p>
     <w:p>
@@ -1674,58 +1630,46 @@
         </w:numPr>
       </w:pPr>
       <w:r>
-        <w:t xml:space="preserve">Hale, C.O.,</w:t>
-      </w:r>
-      <w:r>
-        <w:t xml:space="preserve"> </w:t>
-      </w:r>
-      <w:r>
-        <w:rPr>
-          <w:bCs/>
-          <w:b/>
-        </w:rPr>
-        <w:t xml:space="preserve">Hsu, S-K.</w:t>
-      </w:r>
-      <w:r>
-        <w:t xml:space="preserve">, Zhai, J., Schulz, A.J., Aubuchon-Elder, T., Costa-Neto, G., Gelfond, A., El-Walid, M., Hufford, M., Kellogg, E.A., La, T., Marand, A.P., Seetharam, A.S., Scheben, A., Stitzer, M., Wrightsman, T., Romay, M.C., &amp; Buckler, E.S. (2025).</w:t>
-      </w:r>
-      <w:r>
-        <w:t xml:space="preserve"> </w:t>
-      </w:r>
-      <w:r>
-        <w:rPr>
-          <w:bCs/>
-          <w:b/>
-        </w:rPr>
-        <w:t xml:space="preserve">Extensive modulation of a conserved</w:t>
-      </w:r>
-      <w:r>
-        <w:rPr>
-          <w:bCs/>
-          <w:b/>
-        </w:rPr>
-        <w:t xml:space="preserve"> </w:t>
-      </w:r>
-      <w:r>
-        <w:rPr>
-          <w:bCs/>
-          <w:b/>
-        </w:rPr>
-        <w:t xml:space="preserve">cis</w:t>
-      </w:r>
-      <w:r>
-        <w:rPr>
-          <w:bCs/>
-          <w:b/>
-        </w:rPr>
-        <w:t xml:space="preserve"> </w:t>
-      </w:r>
-      <w:r>
-        <w:rPr>
-          <w:bCs/>
-          <w:b/>
-        </w:rPr>
-        <w:t xml:space="preserve">-regulatory code across 589 grass species</w:t>
+        <w:t xml:space="preserve">Stitzer, M.C., Seetharam, A.S., Scheben, A.,</w:t>
+      </w:r>
+      <w:r>
+        <w:t xml:space="preserve"> </w:t>
+      </w:r>
+      <w:r>
+        <w:rPr>
+          <w:bCs/>
+          <w:b/>
+        </w:rPr>
+        <w:t xml:space="preserve">Hsu, S.-K.</w:t>
+      </w:r>
+      <w:r>
+        <w:t xml:space="preserve">, Schulz, A.J., AuBuchon-Elder, T.M., El-Walid, M., Ferebee, T.H., Hale, C.O., La, T.,</w:t>
+      </w:r>
+      <w:r>
+        <w:t xml:space="preserve"> </w:t>
+      </w:r>
+      <w:r>
+        <w:rPr>
+          <w:iCs/>
+          <w:i/>
+        </w:rPr>
+        <w:t xml:space="preserve">et al.</w:t>
+      </w:r>
+      <w:r>
+        <w:t xml:space="preserve"> </w:t>
+      </w:r>
+      <w:r>
+        <w:t xml:space="preserve">(2025).</w:t>
+      </w:r>
+      <w:r>
+        <w:t xml:space="preserve"> </w:t>
+      </w:r>
+      <w:r>
+        <w:rPr>
+          <w:bCs/>
+          <w:b/>
+        </w:rPr>
+        <w:t xml:space="preserve">Extensive genome evolution distinguishes maize within a stable tribe of grasses</w:t>
       </w:r>
       <w:r>
         <w:t xml:space="preserve">.</w:t>
@@ -1738,244 +1682,10 @@
           <w:iCs/>
           <w:i/>
         </w:rPr>
-        <w:t xml:space="preserve">bioRxiv.</w:t>
-      </w:r>
-      <w:r>
-        <w:t xml:space="preserve"> </w:t>
-      </w:r>
-      <w:r>
-        <w:t xml:space="preserve">https://doi.org/10.1101/2025.04.23.650228</w:t>
-      </w:r>
-    </w:p>
-    <w:p>
-      <w:pPr>
-        <w:numPr>
-          <w:ilvl w:val="0"/>
-          <w:numId w:val="1002"/>
-        </w:numPr>
-      </w:pPr>
-      <w:r>
-        <w:t xml:space="preserve">Lai, W-Y.,</w:t>
-      </w:r>
-      <w:r>
-        <w:t xml:space="preserve"> </w:t>
-      </w:r>
-      <w:r>
-        <w:rPr>
-          <w:bCs/>
-          <w:b/>
-        </w:rPr>
-        <w:t xml:space="preserve">Hsu, S-K.</w:t>
-      </w:r>
-      <w:r>
-        <w:t xml:space="preserve">, Futschik, A., &amp; Schlötterer, C. (2025).</w:t>
-      </w:r>
-      <w:r>
-        <w:t xml:space="preserve"> </w:t>
-      </w:r>
-      <w:r>
-        <w:rPr>
-          <w:bCs/>
-          <w:b/>
-        </w:rPr>
-        <w:t xml:space="preserve">Pleiotropy increases parallel selection signatures during adaptation from standing genetic variation</w:t>
-      </w:r>
-      <w:r>
-        <w:t xml:space="preserve">.</w:t>
-      </w:r>
-      <w:r>
-        <w:t xml:space="preserve"> </w:t>
-      </w:r>
-      <w:r>
-        <w:rPr>
-          <w:iCs/>
-          <w:i/>
-        </w:rPr>
-        <w:t xml:space="preserve">bioRxiv.</w:t>
-      </w:r>
-      <w:r>
-        <w:t xml:space="preserve"> </w:t>
-      </w:r>
-      <w:r>
-        <w:t xml:space="preserve">https://doi.org/10.7554/eLife.102321.2</w:t>
-      </w:r>
-    </w:p>
-    <w:p>
-      <w:pPr>
-        <w:numPr>
-          <w:ilvl w:val="0"/>
-          <w:numId w:val="1002"/>
-        </w:numPr>
-      </w:pPr>
-      <w:r>
-        <w:t xml:space="preserve">Stitzer, M.C., Seetharam, A.S., Scheben, A.,</w:t>
-      </w:r>
-      <w:r>
-        <w:t xml:space="preserve"> </w:t>
-      </w:r>
-      <w:r>
-        <w:rPr>
-          <w:bCs/>
-          <w:b/>
-        </w:rPr>
-        <w:t xml:space="preserve">Hsu, S-K.</w:t>
-      </w:r>
-      <w:r>
-        <w:t xml:space="preserve">, Schulz, A.J., AuBuchon-Elder, T.M., El-Walid, M., Ferebee, T.H., Hale, C.O., La, T., &amp;</w:t>
-      </w:r>
-      <w:r>
-        <w:t xml:space="preserve"> </w:t>
-      </w:r>
-      <w:r>
-        <w:rPr>
-          <w:iCs/>
-          <w:i/>
-        </w:rPr>
-        <w:t xml:space="preserve">et al.</w:t>
-      </w:r>
-      <w:r>
-        <w:t xml:space="preserve"> </w:t>
-      </w:r>
-      <w:r>
-        <w:t xml:space="preserve">(2025).</w:t>
-      </w:r>
-      <w:r>
-        <w:t xml:space="preserve"> </w:t>
-      </w:r>
-      <w:r>
-        <w:rPr>
-          <w:bCs/>
-          <w:b/>
-        </w:rPr>
-        <w:t xml:space="preserve">Extensive genome evolution distinguishes maize within a stable tribe of grasses</w:t>
-      </w:r>
-      <w:r>
-        <w:t xml:space="preserve">.</w:t>
-      </w:r>
-      <w:r>
-        <w:t xml:space="preserve"> </w:t>
-      </w:r>
-      <w:r>
-        <w:rPr>
-          <w:iCs/>
-          <w:i/>
-        </w:rPr>
-        <w:t xml:space="preserve">bioRxiv.</w:t>
-      </w:r>
-      <w:r>
-        <w:t xml:space="preserve"> </w:t>
-      </w:r>
-      <w:r>
-        <w:t xml:space="preserve">https://doi.org/10.1101/2025.01.22.633974</w:t>
-      </w:r>
-    </w:p>
-    <w:p>
-      <w:pPr>
-        <w:numPr>
-          <w:ilvl w:val="0"/>
-          <w:numId w:val="1002"/>
-        </w:numPr>
-      </w:pPr>
-      <w:r>
-        <w:t xml:space="preserve">Lai, W-Y.,</w:t>
-      </w:r>
-      <w:r>
-        <w:t xml:space="preserve"> </w:t>
-      </w:r>
-      <w:r>
-        <w:rPr>
-          <w:bCs/>
-          <w:b/>
-        </w:rPr>
-        <w:t xml:space="preserve">Hsu, S-K.</w:t>
-      </w:r>
-      <w:r>
-        <w:t xml:space="preserve">, Futschik, A., &amp; Schlötterer, C. (2024).</w:t>
-      </w:r>
-      <w:r>
-        <w:t xml:space="preserve"> </w:t>
-      </w:r>
-      <w:r>
-        <w:rPr>
-          <w:bCs/>
-          <w:b/>
-        </w:rPr>
-        <w:t xml:space="preserve">Pleiotropy increases parallel selection signatures during adaptation from standing genetic variation</w:t>
-      </w:r>
-      <w:r>
-        <w:t xml:space="preserve">.</w:t>
-      </w:r>
-      <w:r>
-        <w:t xml:space="preserve"> </w:t>
-      </w:r>
-      <w:r>
-        <w:rPr>
-          <w:iCs/>
-          <w:i/>
-        </w:rPr>
-        <w:t xml:space="preserve">bioRxiv.</w:t>
-      </w:r>
-      <w:r>
-        <w:t xml:space="preserve"> </w:t>
-      </w:r>
-      <w:r>
-        <w:t xml:space="preserve">https://doi.org/10.7554/eLife.102321.1</w:t>
-      </w:r>
-    </w:p>
-    <w:p>
-      <w:pPr>
-        <w:numPr>
-          <w:ilvl w:val="0"/>
-          <w:numId w:val="1002"/>
-        </w:numPr>
-      </w:pPr>
-      <w:r>
-        <w:t xml:space="preserve">Schulz, A.J., Zhai, J., AuBuchon-Elder, T., El-Walid, M., Ferebee, T.H., Gilmore, E.H., Hufford, M.B., Johnson, L.C., Kellogg, E.A., La, T., Long, E., Miller, Z.R., Romay, M.C., Seetharam, A.S., Stitzer, M.C., Wrightsman, T., Buckler, E.S., Monier, B., &amp;</w:t>
-      </w:r>
-      <w:r>
-        <w:t xml:space="preserve"> </w:t>
-      </w:r>
-      <w:r>
-        <w:rPr>
-          <w:bCs/>
-          <w:b/>
-        </w:rPr>
-        <w:t xml:space="preserve">Hsu, S-K.</w:t>
-      </w:r>
-      <w:r>
-        <w:t xml:space="preserve"> </w:t>
-      </w:r>
-      <w:r>
-        <w:t xml:space="preserve">(2023).</w:t>
-      </w:r>
-      <w:r>
-        <w:t xml:space="preserve"> </w:t>
-      </w:r>
-      <w:r>
-        <w:rPr>
-          <w:bCs/>
-          <w:b/>
-        </w:rPr>
-        <w:t xml:space="preserve">Fishing for a reelGene: evaluating gene models with evolution and machine learning</w:t>
-      </w:r>
-      <w:r>
-        <w:t xml:space="preserve">.</w:t>
-      </w:r>
-      <w:r>
-        <w:t xml:space="preserve"> </w:t>
-      </w:r>
-      <w:r>
-        <w:rPr>
-          <w:iCs/>
-          <w:i/>
-        </w:rPr>
-        <w:t xml:space="preserve">bioRxiv.</w:t>
-      </w:r>
-      <w:r>
-        <w:t xml:space="preserve"> </w:t>
-      </w:r>
-      <w:r>
-        <w:t xml:space="preserve">https://doi.org/10.1101/2023.09.19.558246</w:t>
+        <w:t xml:space="preserve">bioRxiv</w:t>
+      </w:r>
+      <w:r>
+        <w:t xml:space="preserve">. https://doi.org/10.1101/2025.01.22.633974</w:t>
       </w:r>
     </w:p>
     <w:bookmarkEnd w:id="24"/>
@@ -2290,7 +2000,7 @@
           <w:iCs/>
           <w:i/>
         </w:rPr>
-        <w:t xml:space="preserve">Last updated: 2026-09-01</w:t>
+        <w:t xml:space="preserve">Last updated: 2026-09-21</w:t>
       </w:r>
     </w:p>
     <w:bookmarkEnd w:id="26"/>

--- a/cv.docx
+++ b/cv.docx
@@ -2,7 +2,7 @@
 <file path=word/document.xml><?xml version="1.0" encoding="utf-8"?>
 <w:document xmlns:w="http://schemas.openxmlformats.org/wordprocessingml/2006/main" xmlns:m="http://schemas.openxmlformats.org/officeDocument/2006/math" xmlns:r="http://schemas.openxmlformats.org/officeDocument/2006/relationships" xmlns:o="urn:schemas-microsoft-com:office:office" xmlns:v="urn:schemas-microsoft-com:vml" xmlns:w10="urn:schemas-microsoft-com:office:word" xmlns:a="http://schemas.openxmlformats.org/drawingml/2006/main" xmlns:pic="http://schemas.openxmlformats.org/drawingml/2006/picture" xmlns:wp="http://schemas.openxmlformats.org/drawingml/2006/wordprocessingDrawing">
   <w:body>
-    <w:bookmarkStart w:id="21" w:name="sheng-kai-hsu"/>
+    <w:bookmarkStart w:id="22" w:name="sheng-kai-hsu"/>
     <w:p>
       <w:pPr>
         <w:pStyle w:val="Heading1"/>
@@ -65,9 +65,30 @@
           <w:t xml:space="preserve">0000-0002-6942-7163</w:t>
         </w:r>
       </w:hyperlink>
+      <w:r>
+        <w:br/>
+      </w:r>
+      <w:r>
+        <w:rPr>
+          <w:bCs/>
+          <w:b/>
+        </w:rPr>
+        <w:t xml:space="preserve">Google Scholar:</w:t>
+      </w:r>
+      <w:r>
+        <w:t xml:space="preserve"> </w:t>
+      </w:r>
+      <w:hyperlink r:id="rId21">
+        <w:r>
+          <w:rPr>
+            <w:rStyle w:val="Hyperlink"/>
+          </w:rPr>
+          <w:t xml:space="preserve">Sheng-Kai Hsu</w:t>
+        </w:r>
+      </w:hyperlink>
     </w:p>
-    <w:bookmarkEnd w:id="21"/>
-    <w:bookmarkStart w:id="22" w:name="positions-education"/>
+    <w:bookmarkEnd w:id="22"/>
+    <w:bookmarkStart w:id="23" w:name="positions-education"/>
     <w:p>
       <w:pPr>
         <w:pStyle w:val="Heading1"/>
@@ -299,8 +320,8 @@
         </w:tc>
       </w:tr>
     </w:tbl>
-    <w:bookmarkEnd w:id="22"/>
-    <w:bookmarkStart w:id="25" w:name="publications"/>
+    <w:bookmarkEnd w:id="23"/>
+    <w:bookmarkStart w:id="26" w:name="publications"/>
     <w:p>
       <w:pPr>
         <w:pStyle w:val="Heading1"/>
@@ -309,7 +330,7 @@
         <w:t xml:space="preserve">Publications</w:t>
       </w:r>
     </w:p>
-    <w:bookmarkStart w:id="23" w:name="peer-reviewed-publications"/>
+    <w:bookmarkStart w:id="24" w:name="peer-reviewed-publications"/>
     <w:p>
       <w:pPr>
         <w:pStyle w:val="Heading2"/>
@@ -336,7 +357,7 @@
           <w:bCs/>
           <w:b/>
         </w:rPr>
-        <w:t xml:space="preserve">Hsu, S-K.</w:t>
+        <w:t xml:space="preserve">Hsu, S.-K.</w:t>
       </w:r>
       <w:r>
         <w:t xml:space="preserve">, Zhai, J., Schulz, A., Aubuchon-Elder, T., Costa-Neto, G., Gelfond, A., El-Walid, M.Z., Hufford, M., Kellogg, E.A., La, T., Marand, A.P., Seetharam, A.S., Scheben, A., Stitzer, M.C., Wrightsman, T., Romay, M.C., &amp; Buckler, E.S. (2025).</w:t>
@@ -349,35 +370,7 @@
           <w:bCs/>
           <w:b/>
         </w:rPr>
-        <w:t xml:space="preserve">Widespread turnover of a conserved cis</w:t>
-      </w:r>
-      <w:r>
-        <w:rPr>
-          <w:bCs/>
-          <w:b/>
-        </w:rPr>
-        <w:t xml:space="preserve"> </w:t>
-      </w:r>
-      <w:r>
-        <w:rPr>
-          <w:bCs/>
-          <w:b/>
-        </w:rPr>
-        <w:t xml:space="preserve">-</w:t>
-      </w:r>
-      <w:r>
-        <w:rPr>
-          <w:bCs/>
-          <w:b/>
-        </w:rPr>
-        <w:t xml:space="preserve"> </w:t>
-      </w:r>
-      <w:r>
-        <w:rPr>
-          <w:bCs/>
-          <w:b/>
-        </w:rPr>
-        <w:t xml:space="preserve">regulatory code across 589 grass species</w:t>
+        <w:t xml:space="preserve">Widespread turnover of a conserved cis - regulatory code across 589 grass species</w:t>
       </w:r>
       <w:r>
         <w:t xml:space="preserve">.</w:t>
@@ -417,17 +410,17 @@
         </w:numPr>
       </w:pPr>
       <w:r>
-        <w:t xml:space="preserve">Schulz, A.J., Zhai, J., AuBuchon‐Elder, T., Andorf, C.M., El‐Walid, M.Z., Ferebee, T.H., Gilmore, E.H., Hufford, M.B., Johnson, L.C., Kellogg, E.A., &amp;</w:t>
-      </w:r>
-      <w:r>
-        <w:t xml:space="preserve"> </w:t>
-      </w:r>
-      <w:r>
-        <w:rPr>
-          <w:iCs/>
-          <w:i/>
-        </w:rPr>
-        <w:t xml:space="preserve">et al.</w:t>
+        <w:t xml:space="preserve">Schulz, A.J., Zhai, J., AuBuchon‐Elder, T., Andorf, C.M., El‐Walid, M.Z., Ferebee, T.H., Gilmore, E.H., Hufford, M.B., Johnson, L.C., Kellogg, E.A., …, &amp;</w:t>
+      </w:r>
+      <w:r>
+        <w:t xml:space="preserve"> </w:t>
+      </w:r>
+      <w:r>
+        <w:rPr>
+          <w:bCs/>
+          <w:b/>
+        </w:rPr>
+        <w:t xml:space="preserve">Hsu, S.-K.</w:t>
       </w:r>
       <w:r>
         <w:t xml:space="preserve"> </w:t>
@@ -443,35 +436,7 @@
           <w:bCs/>
           <w:b/>
         </w:rPr>
-        <w:t xml:space="preserve">Fishing for a</w:t>
-      </w:r>
-      <w:r>
-        <w:rPr>
-          <w:bCs/>
-          <w:b/>
-        </w:rPr>
-        <w:t xml:space="preserve"> </w:t>
-      </w:r>
-      <w:r>
-        <w:rPr>
-          <w:bCs/>
-          <w:b/>
-        </w:rPr>
-        <w:t xml:space="preserve">reelGene</w:t>
-      </w:r>
-      <w:r>
-        <w:rPr>
-          <w:bCs/>
-          <w:b/>
-        </w:rPr>
-        <w:t xml:space="preserve"> </w:t>
-      </w:r>
-      <w:r>
-        <w:rPr>
-          <w:bCs/>
-          <w:b/>
-        </w:rPr>
-        <w:t xml:space="preserve">: evaluating gene models with evolution and machine learning</w:t>
+        <w:t xml:space="preserve">Fishing for a reelGene: evaluating gene models with evolution and machine learning</w:t>
       </w:r>
       <w:r>
         <w:t xml:space="preserve">.</w:t>
@@ -511,23 +476,20 @@
         </w:numPr>
       </w:pPr>
       <w:r>
-        <w:t xml:space="preserve">Ojeda-Rivera, J.O., Barnes, A.C., Ainsworth, E.A., Angelovici, R., Basso, B., Brindisi, L.J., Brooks, M.D., Busch, W., Buttelmann, G.L., Castellano, M.J., &amp;</w:t>
-      </w:r>
-      <w:r>
-        <w:t xml:space="preserve"> </w:t>
-      </w:r>
-      <w:r>
-        <w:rPr>
-          <w:iCs/>
-          <w:i/>
-        </w:rPr>
-        <w:t xml:space="preserve">et al.</w:t>
-      </w:r>
-      <w:r>
-        <w:t xml:space="preserve"> </w:t>
-      </w:r>
-      <w:r>
-        <w:t xml:space="preserve">(2025).</w:t>
+        <w:t xml:space="preserve">Ojeda-Rivera, J.O., Barnes, A.C., Ainsworth, E.A., Angelovici, R., Basso, B., Brindisi, L.J., Brooks, M.D., Busch, W., Buttelmann, G.L., Castellano, M.J., …,</w:t>
+      </w:r>
+      <w:r>
+        <w:t xml:space="preserve"> </w:t>
+      </w:r>
+      <w:r>
+        <w:rPr>
+          <w:bCs/>
+          <w:b/>
+        </w:rPr>
+        <w:t xml:space="preserve">Hsu, S.-K.</w:t>
+      </w:r>
+      <w:r>
+        <w:t xml:space="preserve">, …, &amp; Buckler, E.S. (2025).</w:t>
       </w:r>
       <w:r>
         <w:t xml:space="preserve"> </w:t>
@@ -581,7 +543,7 @@
           <w:bCs/>
           <w:b/>
         </w:rPr>
-        <w:t xml:space="preserve">Hsu, S-K.</w:t>
+        <w:t xml:space="preserve">Hsu, S.-K.</w:t>
       </w:r>
       <w:r>
         <w:t xml:space="preserve">, Emmett, B.D., Haafke, A., Costa‐Neto, G., Schulz, A.J., Lepak, N., La, T., AuBuchon‐Elder, T.M., Hale, C.O., Raglin, S.S., Ojeda‐Rivera, J.O., Kent, A.D., Kellogg, E.A., Romay, M.C., &amp; Buckler, E.S. (2025).</w:t>
@@ -644,7 +606,7 @@
           <w:bCs/>
           <w:b/>
         </w:rPr>
-        <w:t xml:space="preserve">Hsu, S-K.</w:t>
+        <w:t xml:space="preserve">Hsu, S.-K.</w:t>
       </w:r>
       <w:r>
         <w:t xml:space="preserve">, Barghi, N., Mallard, F., Nolte, V., &amp; Schlötterer, C. (2025).</w:t>
@@ -697,17 +659,17 @@
         </w:numPr>
       </w:pPr>
       <w:r>
-        <w:t xml:space="preserve">Lai, W-Y.,</w:t>
-      </w:r>
-      <w:r>
-        <w:t xml:space="preserve"> </w:t>
-      </w:r>
-      <w:r>
-        <w:rPr>
-          <w:bCs/>
-          <w:b/>
-        </w:rPr>
-        <w:t xml:space="preserve">Hsu, S-K.</w:t>
+        <w:t xml:space="preserve">Lai, W.-Y.,</w:t>
+      </w:r>
+      <w:r>
+        <w:t xml:space="preserve"> </w:t>
+      </w:r>
+      <w:r>
+        <w:rPr>
+          <w:bCs/>
+          <w:b/>
+        </w:rPr>
+        <w:t xml:space="preserve">Hsu, S.-K.</w:t>
       </w:r>
       <w:r>
         <w:t xml:space="preserve">, Futschik, A., &amp; Schlötterer, C. (2025).</w:t>
@@ -764,10 +726,10 @@
           <w:bCs/>
           <w:b/>
         </w:rPr>
-        <w:t xml:space="preserve">Hsu, S-K.</w:t>
-      </w:r>
-      <w:r>
-        <w:t xml:space="preserve">, Lai, W-Y., Novak, J., Lehner, F., Jakšić, A.M., Versace, E., &amp; Schlötterer, C. (2024).</w:t>
+        <w:t xml:space="preserve">Hsu, S.-K.</w:t>
+      </w:r>
+      <w:r>
+        <w:t xml:space="preserve">, Lai, W.-Y., Novak, J., Lehner, F., Jakšić, A.M., Versace, E., &amp; Schlötterer, C. (2024).</w:t>
       </w:r>
       <w:r>
         <w:t xml:space="preserve"> </w:t>
@@ -827,7 +789,7 @@
           <w:bCs/>
           <w:b/>
         </w:rPr>
-        <w:t xml:space="preserve">Hsu, S-K.</w:t>
+        <w:t xml:space="preserve">Hsu, S.-K.</w:t>
       </w:r>
       <w:r>
         <w:t xml:space="preserve">, Nolte, V., Otte, K.A., &amp; Schlötterer, C. (2023).</w:t>
@@ -851,6 +813,8 @@
       </w:r>
       <w:r>
         <w:rPr>
+          <w:iCs/>
+          <w:i/>
           <w:bCs/>
           <w:b/>
         </w:rPr>
@@ -898,7 +862,7 @@
           <w:bCs/>
           <w:b/>
         </w:rPr>
-        <w:t xml:space="preserve">Hsu, S-K.</w:t>
+        <w:t xml:space="preserve">Hsu, S.-K.</w:t>
       </w:r>
       <w:r>
         <w:t xml:space="preserve">, Belmouaden, C., Nolte, V., &amp; Schlötterer, C. (2020).</w:t>
@@ -961,10 +925,10 @@
           <w:bCs/>
           <w:b/>
         </w:rPr>
-        <w:t xml:space="preserve">Hsu, S-K.</w:t>
-      </w:r>
-      <w:r>
-        <w:t xml:space="preserve">, Barghi, N., Mallard, F., Otte, K.A., Svečnjak, L., Senti, K-A., &amp; Schlötterer, C. (2020).</w:t>
+        <w:t xml:space="preserve">Hsu, S.-K.</w:t>
+      </w:r>
+      <w:r>
+        <w:t xml:space="preserve">, Barghi, N., Mallard, F., Otte, K.A., Svečnjak, L., Senti, K.-A., &amp; Schlötterer, C. (2020).</w:t>
       </w:r>
       <w:r>
         <w:t xml:space="preserve"> </w:t>
@@ -1018,7 +982,7 @@
           <w:bCs/>
           <w:b/>
         </w:rPr>
-        <w:t xml:space="preserve">Hsu, S-K.</w:t>
+        <w:t xml:space="preserve">Hsu, S.-K.</w:t>
       </w:r>
       <w:r>
         <w:t xml:space="preserve">, Jakšić, A.M., Nolte, V., Lirakis, M., Kofler, R., Barghi, N., Versace, E., &amp; Schlötterer, C. (2020).</w:t>
@@ -1075,7 +1039,7 @@
           <w:bCs/>
           <w:b/>
         </w:rPr>
-        <w:t xml:space="preserve">Hsu, S-K.</w:t>
+        <w:t xml:space="preserve">Hsu, S.-K.</w:t>
       </w:r>
       <w:r>
         <w:t xml:space="preserve">, Jakšić, A.M., Nolte, V., Barghi, N., Mallard, F., Otte, K.A., &amp; Schlötterer, C. (2019).</w:t>
@@ -1128,20 +1092,20 @@
         </w:numPr>
       </w:pPr>
       <w:r>
-        <w:t xml:space="preserve">Lin, P-C., Tsai, Y-C.,</w:t>
-      </w:r>
-      <w:r>
-        <w:t xml:space="preserve"> </w:t>
-      </w:r>
-      <w:r>
-        <w:rPr>
-          <w:bCs/>
-          <w:b/>
-        </w:rPr>
-        <w:t xml:space="preserve">Hsu, S-K.</w:t>
-      </w:r>
-      <w:r>
-        <w:t xml:space="preserve">, Ou, J-H., Liao, C-T., &amp; Tung, C-W. (2018).</w:t>
+        <w:t xml:space="preserve">Lin, P.-C., Tsai, Y.-C.,</w:t>
+      </w:r>
+      <w:r>
+        <w:t xml:space="preserve"> </w:t>
+      </w:r>
+      <w:r>
+        <w:rPr>
+          <w:bCs/>
+          <w:b/>
+        </w:rPr>
+        <w:t xml:space="preserve">Hsu, S.-K.</w:t>
+      </w:r>
+      <w:r>
+        <w:t xml:space="preserve">, Ou, J.-H., Liao, C.-T., &amp; Tung, C.-W. (2018).</w:t>
       </w:r>
       <w:r>
         <w:t xml:space="preserve"> </w:t>
@@ -1195,10 +1159,10 @@
           <w:bCs/>
           <w:b/>
         </w:rPr>
-        <w:t xml:space="preserve">Hsu, S-K.</w:t>
-      </w:r>
-      <w:r>
-        <w:t xml:space="preserve">, &amp; Tung, C-W. (2017).</w:t>
+        <w:t xml:space="preserve">Hsu, S.-K.</w:t>
+      </w:r>
+      <w:r>
+        <w:t xml:space="preserve">, &amp; Tung, C.-W. (2017).</w:t>
       </w:r>
       <w:r>
         <w:t xml:space="preserve"> </w:t>
@@ -1252,10 +1216,10 @@
           <w:bCs/>
           <w:b/>
         </w:rPr>
-        <w:t xml:space="preserve">Hsu, S-K.</w:t>
-      </w:r>
-      <w:r>
-        <w:t xml:space="preserve">, &amp; Tung, C-W. (2015).</w:t>
+        <w:t xml:space="preserve">Hsu, S.-K.</w:t>
+      </w:r>
+      <w:r>
+        <w:t xml:space="preserve">, &amp; Tung, C.-W. (2015).</w:t>
       </w:r>
       <w:r>
         <w:t xml:space="preserve"> </w:t>
@@ -1297,8 +1261,8 @@
         <w:t xml:space="preserve">(1). https://doi.org/10.1186/s12284-015-0072-3</w:t>
       </w:r>
     </w:p>
-    <w:bookmarkEnd w:id="23"/>
-    <w:bookmarkStart w:id="24" w:name="preprints"/>
+    <w:bookmarkEnd w:id="24"/>
+    <w:bookmarkStart w:id="25" w:name="preprints"/>
     <w:p>
       <w:pPr>
         <w:pStyle w:val="Heading2"/>
@@ -1319,26 +1283,10 @@
           <w:bCs/>
           <w:b/>
         </w:rPr>
-        <w:t xml:space="preserve">Hsu, S-K.</w:t>
-      </w:r>
-      <w:r>
-        <w:t xml:space="preserve">, Schulz, A.J., Hale, C.O., Costa-Neto, G., Miller, Z.R., Stitzer, M.C., Wrightsman, T., Zhai, J., Lai, W-Y., Dawson, H.D., &amp;</w:t>
-      </w:r>
-      <w:r>
-        <w:t xml:space="preserve"> </w:t>
-      </w:r>
-      <w:r>
-        <w:rPr>
-          <w:iCs/>
-          <w:i/>
-        </w:rPr>
-        <w:t xml:space="preserve">et al.</w:t>
-      </w:r>
-      <w:r>
-        <w:t xml:space="preserve"> </w:t>
-      </w:r>
-      <w:r>
-        <w:t xml:space="preserve">(2026).</w:t>
+        <w:t xml:space="preserve">Hsu, S.-K.</w:t>
+      </w:r>
+      <w:r>
+        <w:t xml:space="preserve">, Schulz, A.J., Hale, C.O., Costa-Neto, G., Miller, Z.R., Stitzer, M.C., Wrightsman, T., Zhai, J., Lai, W.-Y., Dawson, H.D., …, &amp; Buckler, E.S. (2026).</w:t>
       </w:r>
       <w:r>
         <w:t xml:space="preserve"> </w:t>
@@ -1361,13 +1309,10 @@
           <w:iCs/>
           <w:i/>
         </w:rPr>
-        <w:t xml:space="preserve">bioRxiv.</w:t>
-      </w:r>
-      <w:r>
-        <w:t xml:space="preserve"> </w:t>
-      </w:r>
-      <w:r>
-        <w:t xml:space="preserve">https://doi.org/10.64898/2026.06.01.729361</w:t>
+        <w:t xml:space="preserve">bioRxiv</w:t>
+      </w:r>
+      <w:r>
+        <w:t xml:space="preserve">. https://doi.org/10.64898/2026.06.01.729361</w:t>
       </w:r>
     </w:p>
     <w:p>
@@ -1388,7 +1333,7 @@
           <w:bCs/>
           <w:b/>
         </w:rPr>
-        <w:t xml:space="preserve">Hsu, S-K.</w:t>
+        <w:t xml:space="preserve">Hsu, S.-K.</w:t>
       </w:r>
       <w:r>
         <w:t xml:space="preserve">, Lepak, N., La, T., Zhai, J., Stitzer, M.C., Yobi, A., Angelovici, R., Buckler, E.S., &amp; Romay, M.C. (2026).</w:t>
@@ -1414,13 +1359,10 @@
           <w:iCs/>
           <w:i/>
         </w:rPr>
-        <w:t xml:space="preserve">bioRxiv.</w:t>
-      </w:r>
-      <w:r>
-        <w:t xml:space="preserve"> </w:t>
-      </w:r>
-      <w:r>
-        <w:t xml:space="preserve">https://doi.org/10.64898/2026.05.05.723041</w:t>
+        <w:t xml:space="preserve">bioRxiv</w:t>
+      </w:r>
+      <w:r>
+        <w:t xml:space="preserve">. https://doi.org/10.64898/2026.05.05.723041</w:t>
       </w:r>
     </w:p>
     <w:p>
@@ -1441,7 +1383,7 @@
           <w:bCs/>
           <w:b/>
         </w:rPr>
-        <w:t xml:space="preserve">Hsu, S-K.</w:t>
+        <w:t xml:space="preserve">Hsu, S.-K.</w:t>
       </w:r>
       <w:r>
         <w:t xml:space="preserve"> </w:t>
@@ -1468,6 +1410,8 @@
       </w:r>
       <w:r>
         <w:rPr>
+          <w:iCs/>
+          <w:i/>
           <w:bCs/>
           <w:b/>
         </w:rPr>
@@ -1498,13 +1442,10 @@
           <w:iCs/>
           <w:i/>
         </w:rPr>
-        <w:t xml:space="preserve">bioRxiv.</w:t>
-      </w:r>
-      <w:r>
-        <w:t xml:space="preserve"> </w:t>
-      </w:r>
-      <w:r>
-        <w:t xml:space="preserve">https://doi.org/10.64898/2025.12.10.693030</w:t>
+        <w:t xml:space="preserve">bioRxiv</w:t>
+      </w:r>
+      <w:r>
+        <w:t xml:space="preserve">. https://doi.org/10.64898/2025.12.10.693030</w:t>
       </w:r>
     </w:p>
     <w:p>
@@ -1515,17 +1456,17 @@
         </w:numPr>
       </w:pPr>
       <w:r>
-        <w:t xml:space="preserve">Liu, Z-Y., Berthel, A., Czech, E., Marroquin, E., Stitzer, M.,</w:t>
-      </w:r>
-      <w:r>
-        <w:t xml:space="preserve"> </w:t>
-      </w:r>
-      <w:r>
-        <w:rPr>
-          <w:bCs/>
-          <w:b/>
-        </w:rPr>
-        <w:t xml:space="preserve">Hsu, S-K.</w:t>
+        <w:t xml:space="preserve">Liu, Z.-Y., Berthel, A., Czech, E., Marroquin, E., Stitzer, M.,</w:t>
+      </w:r>
+      <w:r>
+        <w:t xml:space="preserve"> </w:t>
+      </w:r>
+      <w:r>
+        <w:rPr>
+          <w:bCs/>
+          <w:b/>
+        </w:rPr>
+        <w:t xml:space="preserve">Hsu, S.-K.</w:t>
       </w:r>
       <w:r>
         <w:t xml:space="preserve">, Pennell, M., Buckler, E.S., &amp; Zhai, J. (2025).</w:t>
@@ -1551,13 +1492,10 @@
           <w:iCs/>
           <w:i/>
         </w:rPr>
-        <w:t xml:space="preserve">bioRxiv.</w:t>
-      </w:r>
-      <w:r>
-        <w:t xml:space="preserve"> </w:t>
-      </w:r>
-      <w:r>
-        <w:t xml:space="preserve">https://doi.org/10.1101/2025.10.31.685877</w:t>
+        <w:t xml:space="preserve">bioRxiv</w:t>
+      </w:r>
+      <w:r>
+        <w:t xml:space="preserve">. https://doi.org/10.1101/2025.10.31.685877</w:t>
       </w:r>
     </w:p>
     <w:p>
@@ -1578,10 +1516,10 @@
           <w:bCs/>
           <w:b/>
         </w:rPr>
-        <w:t xml:space="preserve">Hsu, S-K.</w:t>
-      </w:r>
-      <w:r>
-        <w:t xml:space="preserve">, Chen, S-P., Liu, Z-Y., Marroquin, E., Czech, E., Cannon, B., Berthel, A., Romay, M.C., Pennell, M., Kuleshov, V., &amp; Buckler, E.S. (2025).</w:t>
+        <w:t xml:space="preserve">Hsu, S.-K.</w:t>
+      </w:r>
+      <w:r>
+        <w:t xml:space="preserve">, Chen, S.-P., Liu, Z.-Y., Marroquin, E., Czech, E., Cannon, B., Berthel, A., Romay, M.C., Pennell, M., Kuleshov, V., &amp; Buckler, E.S. (2025).</w:t>
       </w:r>
       <w:r>
         <w:t xml:space="preserve"> </w:t>
@@ -1604,13 +1542,10 @@
           <w:iCs/>
           <w:i/>
         </w:rPr>
-        <w:t xml:space="preserve">bioRxiv.</w:t>
-      </w:r>
-      <w:r>
-        <w:t xml:space="preserve"> </w:t>
-      </w:r>
-      <w:r>
-        <w:t xml:space="preserve">https://doi.org/10.1101/2025.08.27.672609</w:t>
+        <w:t xml:space="preserve">bioRxiv</w:t>
+      </w:r>
+      <w:r>
+        <w:t xml:space="preserve">. https://doi.org/10.1101/2025.08.27.672609</w:t>
       </w:r>
     </w:p>
     <w:p>
@@ -1631,7 +1566,7 @@
           <w:bCs/>
           <w:b/>
         </w:rPr>
-        <w:t xml:space="preserve">Hsu, S-K.</w:t>
+        <w:t xml:space="preserve">Hsu, S.-K.</w:t>
       </w:r>
       <w:r>
         <w:t xml:space="preserve">, Gault, C.M., Hua, J., La, T., Lepak, N., Fu, Q., Buckler, E.S., &amp; Romay, M.C. (2025).</w:t>
@@ -1657,13 +1592,10 @@
           <w:iCs/>
           <w:i/>
         </w:rPr>
-        <w:t xml:space="preserve">bioRxiv.</w:t>
-      </w:r>
-      <w:r>
-        <w:t xml:space="preserve"> </w:t>
-      </w:r>
-      <w:r>
-        <w:t xml:space="preserve">https://doi.org/10.1101/2025.05.15.654294</w:t>
+        <w:t xml:space="preserve">bioRxiv</w:t>
+      </w:r>
+      <w:r>
+        <w:t xml:space="preserve">. https://doi.org/10.1101/2025.05.15.654294</w:t>
       </w:r>
     </w:p>
     <w:p>
@@ -1674,58 +1606,30 @@
         </w:numPr>
       </w:pPr>
       <w:r>
-        <w:t xml:space="preserve">Hale, C.O.,</w:t>
-      </w:r>
-      <w:r>
-        <w:t xml:space="preserve"> </w:t>
-      </w:r>
-      <w:r>
-        <w:rPr>
-          <w:bCs/>
-          <w:b/>
-        </w:rPr>
-        <w:t xml:space="preserve">Hsu, S-K.</w:t>
-      </w:r>
-      <w:r>
-        <w:t xml:space="preserve">, Zhai, J., Schulz, A.J., Aubuchon-Elder, T., Costa-Neto, G., Gelfond, A., El-Walid, M., Hufford, M., Kellogg, E.A., La, T., Marand, A.P., Seetharam, A.S., Scheben, A., Stitzer, M., Wrightsman, T., Romay, M.C., &amp; Buckler, E.S. (2025).</w:t>
-      </w:r>
-      <w:r>
-        <w:t xml:space="preserve"> </w:t>
-      </w:r>
-      <w:r>
-        <w:rPr>
-          <w:bCs/>
-          <w:b/>
-        </w:rPr>
-        <w:t xml:space="preserve">Extensive modulation of a conserved</w:t>
-      </w:r>
-      <w:r>
-        <w:rPr>
-          <w:bCs/>
-          <w:b/>
-        </w:rPr>
-        <w:t xml:space="preserve"> </w:t>
-      </w:r>
-      <w:r>
-        <w:rPr>
-          <w:bCs/>
-          <w:b/>
-        </w:rPr>
-        <w:t xml:space="preserve">cis</w:t>
-      </w:r>
-      <w:r>
-        <w:rPr>
-          <w:bCs/>
-          <w:b/>
-        </w:rPr>
-        <w:t xml:space="preserve"> </w:t>
-      </w:r>
-      <w:r>
-        <w:rPr>
-          <w:bCs/>
-          <w:b/>
-        </w:rPr>
-        <w:t xml:space="preserve">-regulatory code across 589 grass species</w:t>
+        <w:t xml:space="preserve">Stitzer, M.C., Seetharam, A.S., Scheben, A.,</w:t>
+      </w:r>
+      <w:r>
+        <w:t xml:space="preserve"> </w:t>
+      </w:r>
+      <w:r>
+        <w:rPr>
+          <w:bCs/>
+          <w:b/>
+        </w:rPr>
+        <w:t xml:space="preserve">Hsu, S.-K.</w:t>
+      </w:r>
+      <w:r>
+        <w:t xml:space="preserve">, Schulz, A.J., AuBuchon-Elder, T.M., El-Walid, M., Ferebee, T.H., Hale, C.O., La, T., …, &amp; Hufford, M.B. (2025).</w:t>
+      </w:r>
+      <w:r>
+        <w:t xml:space="preserve"> </w:t>
+      </w:r>
+      <w:r>
+        <w:rPr>
+          <w:bCs/>
+          <w:b/>
+        </w:rPr>
+        <w:t xml:space="preserve">Extensive genome evolution distinguishes maize within a stable tribe of grasses</w:t>
       </w:r>
       <w:r>
         <w:t xml:space="preserve">.</w:t>
@@ -1738,562 +1642,328 @@
           <w:iCs/>
           <w:i/>
         </w:rPr>
-        <w:t xml:space="preserve">bioRxiv.</w:t>
-      </w:r>
-      <w:r>
-        <w:t xml:space="preserve"> </w:t>
-      </w:r>
-      <w:r>
-        <w:t xml:space="preserve">https://doi.org/10.1101/2025.04.23.650228</w:t>
+        <w:t xml:space="preserve">bioRxiv</w:t>
+      </w:r>
+      <w:r>
+        <w:t xml:space="preserve">. https://doi.org/10.1101/2025.01.22.633974</w:t>
+      </w:r>
+    </w:p>
+    <w:bookmarkEnd w:id="25"/>
+    <w:bookmarkEnd w:id="26"/>
+    <w:bookmarkStart w:id="27" w:name="presentations"/>
+    <w:p>
+      <w:pPr>
+        <w:pStyle w:val="Heading1"/>
+      </w:pPr>
+      <w:r>
+        <w:t xml:space="preserve">Presentations</w:t>
       </w:r>
     </w:p>
     <w:p>
       <w:pPr>
-        <w:numPr>
-          <w:ilvl w:val="0"/>
-          <w:numId w:val="1002"/>
-        </w:numPr>
-      </w:pPr>
-      <w:r>
-        <w:t xml:space="preserve">Lai, W-Y.,</w:t>
-      </w:r>
-      <w:r>
-        <w:t xml:space="preserve"> </w:t>
-      </w:r>
-      <w:r>
-        <w:rPr>
-          <w:bCs/>
-          <w:b/>
-        </w:rPr>
-        <w:t xml:space="preserve">Hsu, S-K.</w:t>
-      </w:r>
-      <w:r>
-        <w:t xml:space="preserve">, Futschik, A., &amp; Schlötterer, C. (2025).</w:t>
-      </w:r>
-      <w:r>
-        <w:t xml:space="preserve"> </w:t>
-      </w:r>
-      <w:r>
-        <w:rPr>
-          <w:bCs/>
-          <w:b/>
-        </w:rPr>
-        <w:t xml:space="preserve">Pleiotropy increases parallel selection signatures during adaptation from standing genetic variation</w:t>
-      </w:r>
-      <w:r>
-        <w:t xml:space="preserve">.</w:t>
-      </w:r>
-      <w:r>
-        <w:t xml:space="preserve"> </w:t>
-      </w:r>
-      <w:r>
-        <w:rPr>
-          <w:iCs/>
-          <w:i/>
-        </w:rPr>
-        <w:t xml:space="preserve">bioRxiv.</w:t>
-      </w:r>
-      <w:r>
-        <w:t xml:space="preserve"> </w:t>
-      </w:r>
-      <w:r>
-        <w:t xml:space="preserve">https://doi.org/10.7554/eLife.102321.2</w:t>
+        <w:pStyle w:val="FirstParagraph"/>
+      </w:pPr>
+      <w:r>
+        <w:t xml:space="preserve">2025</w:t>
+      </w:r>
+      <w:r>
+        <w:t xml:space="preserve"> </w:t>
+      </w:r>
+      <w:r>
+        <w:rPr>
+          <w:bCs/>
+          <w:b/>
+        </w:rPr>
+        <w:t xml:space="preserve">The genetic basis of environmental adaptation in Poaceae.</w:t>
+      </w:r>
+      <w:r>
+        <w:t xml:space="preserve"> </w:t>
+      </w:r>
+      <w:r>
+        <w:rPr>
+          <w:iCs/>
+          <w:i/>
+        </w:rPr>
+        <w:t xml:space="preserve">Poster presentation</w:t>
+      </w:r>
+      <w:r>
+        <w:t xml:space="preserve">, The 67th Annual Maize Genetic Meeting, March 6-9, St. Loius, MO USA</w:t>
+      </w:r>
+      <w:r>
+        <w:br/>
+      </w:r>
+      <w:r>
+        <w:t xml:space="preserve">2024</w:t>
+      </w:r>
+      <w:r>
+        <w:t xml:space="preserve"> </w:t>
+      </w:r>
+      <w:r>
+        <w:rPr>
+          <w:bCs/>
+          <w:b/>
+        </w:rPr>
+        <w:t xml:space="preserve">The genetic basis of environmental adaptation in Poaceae.</w:t>
+      </w:r>
+      <w:r>
+        <w:t xml:space="preserve"> </w:t>
+      </w:r>
+      <w:r>
+        <w:rPr>
+          <w:iCs/>
+          <w:i/>
+        </w:rPr>
+        <w:t xml:space="preserve">Poster presentation</w:t>
+      </w:r>
+      <w:r>
+        <w:t xml:space="preserve">, ICQG7, July 22-26, Vienna, Austria</w:t>
+      </w:r>
+      <w:r>
+        <w:br/>
+      </w:r>
+      <w:r>
+        <w:t xml:space="preserve">2024</w:t>
+      </w:r>
+      <w:r>
+        <w:t xml:space="preserve"> </w:t>
+      </w:r>
+      <w:r>
+        <w:rPr>
+          <w:bCs/>
+          <w:b/>
+        </w:rPr>
+        <w:t xml:space="preserve">The phylogenetic variation in the rhizosphere nitrogen cycle of diverse grass species in the Andropogoneae.</w:t>
+      </w:r>
+      <w:r>
+        <w:t xml:space="preserve"> </w:t>
+      </w:r>
+      <w:r>
+        <w:rPr>
+          <w:iCs/>
+          <w:i/>
+        </w:rPr>
+        <w:t xml:space="preserve">Oral presentation</w:t>
+      </w:r>
+      <w:r>
+        <w:t xml:space="preserve">, The 66th Annual Maize Genetic Meeting, February 29-March 3, Raleigh, NC, USA</w:t>
+      </w:r>
+      <w:r>
+        <w:br/>
+      </w:r>
+      <w:r>
+        <w:t xml:space="preserve">2024</w:t>
+      </w:r>
+      <w:r>
+        <w:t xml:space="preserve"> </w:t>
+      </w:r>
+      <w:r>
+        <w:rPr>
+          <w:bCs/>
+          <w:b/>
+        </w:rPr>
+        <w:t xml:space="preserve">The phylogenetic variation in the rhizosphere nitrogen cycle of diverse grass species in the Andropogoneae.</w:t>
+      </w:r>
+      <w:r>
+        <w:t xml:space="preserve"> </w:t>
+      </w:r>
+      <w:r>
+        <w:rPr>
+          <w:iCs/>
+          <w:i/>
+        </w:rPr>
+        <w:t xml:space="preserve">Oral presentation</w:t>
+      </w:r>
+      <w:r>
+        <w:t xml:space="preserve">, Plant and Animal Genome 31, January 12-17, San Diego, CA, USA</w:t>
+      </w:r>
+      <w:r>
+        <w:br/>
+      </w:r>
+      <w:r>
+        <w:t xml:space="preserve">2023</w:t>
+      </w:r>
+      <w:r>
+        <w:t xml:space="preserve"> </w:t>
+      </w:r>
+      <w:r>
+        <w:rPr>
+          <w:bCs/>
+          <w:b/>
+        </w:rPr>
+        <w:t xml:space="preserve">The phylogenetic variation in the rhizosphere nitrogen cycle of diverse grass species in the Andropogoneae.</w:t>
+      </w:r>
+      <w:r>
+        <w:t xml:space="preserve"> </w:t>
+      </w:r>
+      <w:r>
+        <w:rPr>
+          <w:iCs/>
+          <w:i/>
+        </w:rPr>
+        <w:t xml:space="preserve">Poster presentation</w:t>
+      </w:r>
+      <w:r>
+        <w:t xml:space="preserve">, The 65th Annual Maize Genetic Meeting, March 16-19, St. Louis, MO, USA</w:t>
+      </w:r>
+      <w:r>
+        <w:br/>
+      </w:r>
+      <w:r>
+        <w:t xml:space="preserve">2021</w:t>
+      </w:r>
+      <w:r>
+        <w:t xml:space="preserve"> </w:t>
+      </w:r>
+      <w:r>
+        <w:rPr>
+          <w:bCs/>
+          <w:b/>
+        </w:rPr>
+        <w:t xml:space="preserve">Polygenic adaptation drives rapid evolution of pre- and post-mating reproductive isolation.</w:t>
+      </w:r>
+      <w:r>
+        <w:t xml:space="preserve"> </w:t>
+      </w:r>
+      <w:r>
+        <w:rPr>
+          <w:iCs/>
+          <w:i/>
+        </w:rPr>
+        <w:t xml:space="preserve">Poster presentation</w:t>
+      </w:r>
+      <w:r>
+        <w:t xml:space="preserve">, The 62nd Annual Drosophila Research Conference, March 20-24, Online</w:t>
+      </w:r>
+      <w:r>
+        <w:br/>
+      </w:r>
+      <w:r>
+        <w:t xml:space="preserve">2019</w:t>
+      </w:r>
+      <w:r>
+        <w:t xml:space="preserve"> </w:t>
+      </w:r>
+      <w:r>
+        <w:rPr>
+          <w:bCs/>
+          <w:b/>
+        </w:rPr>
+        <w:t xml:space="preserve">Sex-specific adaptation to high temperature in Drosophila.</w:t>
+      </w:r>
+      <w:r>
+        <w:t xml:space="preserve"> </w:t>
+      </w:r>
+      <w:r>
+        <w:rPr>
+          <w:iCs/>
+          <w:i/>
+        </w:rPr>
+        <w:t xml:space="preserve">Oral presentation</w:t>
+      </w:r>
+      <w:r>
+        <w:t xml:space="preserve">, ESEB 2019, August 19-24, Turku, Finland</w:t>
+      </w:r>
+      <w:r>
+        <w:br/>
+      </w:r>
+      <w:r>
+        <w:t xml:space="preserve">2018</w:t>
+      </w:r>
+      <w:r>
+        <w:t xml:space="preserve"> </w:t>
+      </w:r>
+      <w:r>
+        <w:rPr>
+          <w:bCs/>
+          <w:b/>
+        </w:rPr>
+        <w:t xml:space="preserve">Sexually antagonistic gene expression evolution in Drosophila simulans populations adapting to a novel thermal environment.</w:t>
+      </w:r>
+      <w:r>
+        <w:t xml:space="preserve"> </w:t>
+      </w:r>
+      <w:r>
+        <w:rPr>
+          <w:iCs/>
+          <w:i/>
+        </w:rPr>
+        <w:t xml:space="preserve">Oral presentation</w:t>
+      </w:r>
+      <w:r>
+        <w:t xml:space="preserve">, PopGroup 51, January 3-6, Bristol, UK</w:t>
+      </w:r>
+      <w:r>
+        <w:br/>
+      </w:r>
+      <w:r>
+        <w:t xml:space="preserve">2017</w:t>
+      </w:r>
+      <w:r>
+        <w:t xml:space="preserve"> </w:t>
+      </w:r>
+      <w:r>
+        <w:rPr>
+          <w:bCs/>
+          <w:b/>
+        </w:rPr>
+        <w:t xml:space="preserve">Genetics and molecular analysis of anaerobic germination in rice.</w:t>
+      </w:r>
+      <w:r>
+        <w:t xml:space="preserve"> </w:t>
+      </w:r>
+      <w:r>
+        <w:rPr>
+          <w:iCs/>
+          <w:i/>
+        </w:rPr>
+        <w:t xml:space="preserve">Poster presentation</w:t>
+      </w:r>
+      <w:r>
+        <w:t xml:space="preserve">, Plant and Animal Genomes 25, January 14-18, San Diego, CA, USA</w:t>
+      </w:r>
+      <w:r>
+        <w:br/>
+      </w:r>
+      <w:r>
+        <w:t xml:space="preserve">2013</w:t>
+      </w:r>
+      <w:r>
+        <w:t xml:space="preserve"> </w:t>
+      </w:r>
+      <w:r>
+        <w:rPr>
+          <w:bCs/>
+          <w:b/>
+        </w:rPr>
+        <w:t xml:space="preserve">Identification of quantitative trait loci (QTL) associated with anaerobic germination of rice (Oryza Sativa).</w:t>
+      </w:r>
+      <w:r>
+        <w:t xml:space="preserve"> </w:t>
+      </w:r>
+      <w:r>
+        <w:rPr>
+          <w:iCs/>
+          <w:i/>
+        </w:rPr>
+        <w:t xml:space="preserve">Poster presentation</w:t>
+      </w:r>
+      <w:r>
+        <w:t xml:space="preserve">, The 7th International Rice Genetics Symposium, November 4-8, Manila, Philippines</w:t>
       </w:r>
     </w:p>
     <w:p>
       <w:pPr>
-        <w:numPr>
-          <w:ilvl w:val="0"/>
-          <w:numId w:val="1002"/>
-        </w:numPr>
-      </w:pPr>
-      <w:r>
-        <w:t xml:space="preserve">Stitzer, M.C., Seetharam, A.S., Scheben, A.,</w:t>
-      </w:r>
-      <w:r>
-        <w:t xml:space="preserve"> </w:t>
-      </w:r>
-      <w:r>
-        <w:rPr>
-          <w:bCs/>
-          <w:b/>
-        </w:rPr>
-        <w:t xml:space="preserve">Hsu, S-K.</w:t>
-      </w:r>
-      <w:r>
-        <w:t xml:space="preserve">, Schulz, A.J., AuBuchon-Elder, T.M., El-Walid, M., Ferebee, T.H., Hale, C.O., La, T., &amp;</w:t>
-      </w:r>
-      <w:r>
-        <w:t xml:space="preserve"> </w:t>
-      </w:r>
-      <w:r>
-        <w:rPr>
-          <w:iCs/>
-          <w:i/>
-        </w:rPr>
-        <w:t xml:space="preserve">et al.</w:t>
-      </w:r>
-      <w:r>
-        <w:t xml:space="preserve"> </w:t>
-      </w:r>
-      <w:r>
-        <w:t xml:space="preserve">(2025).</w:t>
-      </w:r>
-      <w:r>
-        <w:t xml:space="preserve"> </w:t>
-      </w:r>
-      <w:r>
-        <w:rPr>
-          <w:bCs/>
-          <w:b/>
-        </w:rPr>
-        <w:t xml:space="preserve">Extensive genome evolution distinguishes maize within a stable tribe of grasses</w:t>
-      </w:r>
-      <w:r>
-        <w:t xml:space="preserve">.</w:t>
-      </w:r>
-      <w:r>
-        <w:t xml:space="preserve"> </w:t>
-      </w:r>
-      <w:r>
-        <w:rPr>
-          <w:iCs/>
-          <w:i/>
-        </w:rPr>
-        <w:t xml:space="preserve">bioRxiv.</w:t>
-      </w:r>
-      <w:r>
-        <w:t xml:space="preserve"> </w:t>
-      </w:r>
-      <w:r>
-        <w:t xml:space="preserve">https://doi.org/10.1101/2025.01.22.633974</w:t>
+        <w:pStyle w:val="BodyText"/>
+      </w:pPr>
+      <w:r>
+        <w:rPr>
+          <w:iCs/>
+          <w:i/>
+        </w:rPr>
+        <w:t xml:space="preserve">Last updated: 2026-09-21</w:t>
       </w:r>
     </w:p>
-    <w:p>
-      <w:pPr>
-        <w:numPr>
-          <w:ilvl w:val="0"/>
-          <w:numId w:val="1002"/>
-        </w:numPr>
-      </w:pPr>
-      <w:r>
-        <w:t xml:space="preserve">Lai, W-Y.,</w:t>
-      </w:r>
-      <w:r>
-        <w:t xml:space="preserve"> </w:t>
-      </w:r>
-      <w:r>
-        <w:rPr>
-          <w:bCs/>
-          <w:b/>
-        </w:rPr>
-        <w:t xml:space="preserve">Hsu, S-K.</w:t>
-      </w:r>
-      <w:r>
-        <w:t xml:space="preserve">, Futschik, A., &amp; Schlötterer, C. (2024).</w:t>
-      </w:r>
-      <w:r>
-        <w:t xml:space="preserve"> </w:t>
-      </w:r>
-      <w:r>
-        <w:rPr>
-          <w:bCs/>
-          <w:b/>
-        </w:rPr>
-        <w:t xml:space="preserve">Pleiotropy increases parallel selection signatures during adaptation from standing genetic variation</w:t>
-      </w:r>
-      <w:r>
-        <w:t xml:space="preserve">.</w:t>
-      </w:r>
-      <w:r>
-        <w:t xml:space="preserve"> </w:t>
-      </w:r>
-      <w:r>
-        <w:rPr>
-          <w:iCs/>
-          <w:i/>
-        </w:rPr>
-        <w:t xml:space="preserve">bioRxiv.</w:t>
-      </w:r>
-      <w:r>
-        <w:t xml:space="preserve"> </w:t>
-      </w:r>
-      <w:r>
-        <w:t xml:space="preserve">https://doi.org/10.7554/eLife.102321.1</w:t>
-      </w:r>
-    </w:p>
-    <w:p>
-      <w:pPr>
-        <w:numPr>
-          <w:ilvl w:val="0"/>
-          <w:numId w:val="1002"/>
-        </w:numPr>
-      </w:pPr>
-      <w:r>
-        <w:t xml:space="preserve">Schulz, A.J., Zhai, J., AuBuchon-Elder, T., El-Walid, M., Ferebee, T.H., Gilmore, E.H., Hufford, M.B., Johnson, L.C., Kellogg, E.A., La, T., Long, E., Miller, Z.R., Romay, M.C., Seetharam, A.S., Stitzer, M.C., Wrightsman, T., Buckler, E.S., Monier, B., &amp;</w:t>
-      </w:r>
-      <w:r>
-        <w:t xml:space="preserve"> </w:t>
-      </w:r>
-      <w:r>
-        <w:rPr>
-          <w:bCs/>
-          <w:b/>
-        </w:rPr>
-        <w:t xml:space="preserve">Hsu, S-K.</w:t>
-      </w:r>
-      <w:r>
-        <w:t xml:space="preserve"> </w:t>
-      </w:r>
-      <w:r>
-        <w:t xml:space="preserve">(2023).</w:t>
-      </w:r>
-      <w:r>
-        <w:t xml:space="preserve"> </w:t>
-      </w:r>
-      <w:r>
-        <w:rPr>
-          <w:bCs/>
-          <w:b/>
-        </w:rPr>
-        <w:t xml:space="preserve">Fishing for a reelGene: evaluating gene models with evolution and machine learning</w:t>
-      </w:r>
-      <w:r>
-        <w:t xml:space="preserve">.</w:t>
-      </w:r>
-      <w:r>
-        <w:t xml:space="preserve"> </w:t>
-      </w:r>
-      <w:r>
-        <w:rPr>
-          <w:iCs/>
-          <w:i/>
-        </w:rPr>
-        <w:t xml:space="preserve">bioRxiv.</w:t>
-      </w:r>
-      <w:r>
-        <w:t xml:space="preserve"> </w:t>
-      </w:r>
-      <w:r>
-        <w:t xml:space="preserve">https://doi.org/10.1101/2023.09.19.558246</w:t>
-      </w:r>
-    </w:p>
-    <w:bookmarkEnd w:id="24"/>
-    <w:bookmarkEnd w:id="25"/>
-    <w:bookmarkStart w:id="26" w:name="presentations"/>
-    <w:p>
-      <w:pPr>
-        <w:pStyle w:val="Heading1"/>
-      </w:pPr>
-      <w:r>
-        <w:t xml:space="preserve">Presentations</w:t>
-      </w:r>
-    </w:p>
-    <w:p>
-      <w:pPr>
-        <w:pStyle w:val="FirstParagraph"/>
-      </w:pPr>
-      <w:r>
-        <w:t xml:space="preserve">2025</w:t>
-      </w:r>
-      <w:r>
-        <w:t xml:space="preserve"> </w:t>
-      </w:r>
-      <w:r>
-        <w:rPr>
-          <w:bCs/>
-          <w:b/>
-        </w:rPr>
-        <w:t xml:space="preserve">The genetic basis of environmental adaptation in Poaceae.</w:t>
-      </w:r>
-      <w:r>
-        <w:t xml:space="preserve"> </w:t>
-      </w:r>
-      <w:r>
-        <w:rPr>
-          <w:iCs/>
-          <w:i/>
-        </w:rPr>
-        <w:t xml:space="preserve">Poster presentation</w:t>
-      </w:r>
-      <w:r>
-        <w:t xml:space="preserve">, The 67th Annual Maize Genetic Meeting, March 6-9, St. Loius, MO USA</w:t>
-      </w:r>
-      <w:r>
-        <w:br/>
-      </w:r>
-      <w:r>
-        <w:t xml:space="preserve">2024</w:t>
-      </w:r>
-      <w:r>
-        <w:t xml:space="preserve"> </w:t>
-      </w:r>
-      <w:r>
-        <w:rPr>
-          <w:bCs/>
-          <w:b/>
-        </w:rPr>
-        <w:t xml:space="preserve">The genetic basis of environmental adaptation in Poaceae.</w:t>
-      </w:r>
-      <w:r>
-        <w:t xml:space="preserve"> </w:t>
-      </w:r>
-      <w:r>
-        <w:rPr>
-          <w:iCs/>
-          <w:i/>
-        </w:rPr>
-        <w:t xml:space="preserve">Poster presentation</w:t>
-      </w:r>
-      <w:r>
-        <w:t xml:space="preserve">, ICQG7, July 22-26, Vienna, Austria</w:t>
-      </w:r>
-      <w:r>
-        <w:br/>
-      </w:r>
-      <w:r>
-        <w:t xml:space="preserve">2024</w:t>
-      </w:r>
-      <w:r>
-        <w:t xml:space="preserve"> </w:t>
-      </w:r>
-      <w:r>
-        <w:rPr>
-          <w:bCs/>
-          <w:b/>
-        </w:rPr>
-        <w:t xml:space="preserve">The phylogenetic variation in the rhizosphere nitrogen cycle of diverse grass species in the Andropogoneae.</w:t>
-      </w:r>
-      <w:r>
-        <w:t xml:space="preserve"> </w:t>
-      </w:r>
-      <w:r>
-        <w:rPr>
-          <w:iCs/>
-          <w:i/>
-        </w:rPr>
-        <w:t xml:space="preserve">Oral presentation</w:t>
-      </w:r>
-      <w:r>
-        <w:t xml:space="preserve">, The 66th Annual Maize Genetic Meeting, February 29-March 3, Raleigh, NC, USA</w:t>
-      </w:r>
-      <w:r>
-        <w:br/>
-      </w:r>
-      <w:r>
-        <w:t xml:space="preserve">2024</w:t>
-      </w:r>
-      <w:r>
-        <w:t xml:space="preserve"> </w:t>
-      </w:r>
-      <w:r>
-        <w:rPr>
-          <w:bCs/>
-          <w:b/>
-        </w:rPr>
-        <w:t xml:space="preserve">The phylogenetic variation in the rhizosphere nitrogen cycle of diverse grass species in the Andropogoneae.</w:t>
-      </w:r>
-      <w:r>
-        <w:t xml:space="preserve"> </w:t>
-      </w:r>
-      <w:r>
-        <w:rPr>
-          <w:iCs/>
-          <w:i/>
-        </w:rPr>
-        <w:t xml:space="preserve">Oral presentation</w:t>
-      </w:r>
-      <w:r>
-        <w:t xml:space="preserve">, Plant and Animal Genome 31, January 12-17, San Diego, CA, USA</w:t>
-      </w:r>
-      <w:r>
-        <w:br/>
-      </w:r>
-      <w:r>
-        <w:t xml:space="preserve">2023</w:t>
-      </w:r>
-      <w:r>
-        <w:t xml:space="preserve"> </w:t>
-      </w:r>
-      <w:r>
-        <w:rPr>
-          <w:bCs/>
-          <w:b/>
-        </w:rPr>
-        <w:t xml:space="preserve">The phylogenetic variation in the rhizosphere nitrogen cycle of diverse grass species in the Andropogoneae.</w:t>
-      </w:r>
-      <w:r>
-        <w:t xml:space="preserve"> </w:t>
-      </w:r>
-      <w:r>
-        <w:rPr>
-          <w:iCs/>
-          <w:i/>
-        </w:rPr>
-        <w:t xml:space="preserve">Poster presentation</w:t>
-      </w:r>
-      <w:r>
-        <w:t xml:space="preserve">, The 65th Annual Maize Genetic Meeting, March 16-19, St. Louis, MO, USA</w:t>
-      </w:r>
-      <w:r>
-        <w:br/>
-      </w:r>
-      <w:r>
-        <w:t xml:space="preserve">2021</w:t>
-      </w:r>
-      <w:r>
-        <w:t xml:space="preserve"> </w:t>
-      </w:r>
-      <w:r>
-        <w:rPr>
-          <w:bCs/>
-          <w:b/>
-        </w:rPr>
-        <w:t xml:space="preserve">Polygenic adaptation drives rapid evolution of pre- and post-mating reproductive isolation.</w:t>
-      </w:r>
-      <w:r>
-        <w:t xml:space="preserve"> </w:t>
-      </w:r>
-      <w:r>
-        <w:rPr>
-          <w:iCs/>
-          <w:i/>
-        </w:rPr>
-        <w:t xml:space="preserve">Poster presentation</w:t>
-      </w:r>
-      <w:r>
-        <w:t xml:space="preserve">, The 62nd Annual Drosophila Research Conference, March 20-24, Online</w:t>
-      </w:r>
-      <w:r>
-        <w:br/>
-      </w:r>
-      <w:r>
-        <w:t xml:space="preserve">2019</w:t>
-      </w:r>
-      <w:r>
-        <w:t xml:space="preserve"> </w:t>
-      </w:r>
-      <w:r>
-        <w:rPr>
-          <w:bCs/>
-          <w:b/>
-        </w:rPr>
-        <w:t xml:space="preserve">Sex-specific adaptation to high temperature in Drosophila.</w:t>
-      </w:r>
-      <w:r>
-        <w:t xml:space="preserve"> </w:t>
-      </w:r>
-      <w:r>
-        <w:rPr>
-          <w:iCs/>
-          <w:i/>
-        </w:rPr>
-        <w:t xml:space="preserve">Oral presentation</w:t>
-      </w:r>
-      <w:r>
-        <w:t xml:space="preserve">, ESEB 2019, August 19-24, Turku, Finland</w:t>
-      </w:r>
-      <w:r>
-        <w:br/>
-      </w:r>
-      <w:r>
-        <w:t xml:space="preserve">2018</w:t>
-      </w:r>
-      <w:r>
-        <w:t xml:space="preserve"> </w:t>
-      </w:r>
-      <w:r>
-        <w:rPr>
-          <w:bCs/>
-          <w:b/>
-        </w:rPr>
-        <w:t xml:space="preserve">Sexually antagonistic gene expression evolution in Drosophila simulans populations adapting to a novel thermal environment.</w:t>
-      </w:r>
-      <w:r>
-        <w:t xml:space="preserve"> </w:t>
-      </w:r>
-      <w:r>
-        <w:rPr>
-          <w:iCs/>
-          <w:i/>
-        </w:rPr>
-        <w:t xml:space="preserve">Oral presentation</w:t>
-      </w:r>
-      <w:r>
-        <w:t xml:space="preserve">, PopGroup 51, January 3-6, Bristol, UK</w:t>
-      </w:r>
-      <w:r>
-        <w:br/>
-      </w:r>
-      <w:r>
-        <w:t xml:space="preserve">2017</w:t>
-      </w:r>
-      <w:r>
-        <w:t xml:space="preserve"> </w:t>
-      </w:r>
-      <w:r>
-        <w:rPr>
-          <w:bCs/>
-          <w:b/>
-        </w:rPr>
-        <w:t xml:space="preserve">Genetics and molecular analysis of anaerobic germination in rice.</w:t>
-      </w:r>
-      <w:r>
-        <w:t xml:space="preserve"> </w:t>
-      </w:r>
-      <w:r>
-        <w:rPr>
-          <w:iCs/>
-          <w:i/>
-        </w:rPr>
-        <w:t xml:space="preserve">Poster presentation</w:t>
-      </w:r>
-      <w:r>
-        <w:t xml:space="preserve">, Plant and Animal Genomes 25, January 14-18, San Diego, CA, USA</w:t>
-      </w:r>
-      <w:r>
-        <w:br/>
-      </w:r>
-      <w:r>
-        <w:t xml:space="preserve">2013</w:t>
-      </w:r>
-      <w:r>
-        <w:t xml:space="preserve"> </w:t>
-      </w:r>
-      <w:r>
-        <w:rPr>
-          <w:bCs/>
-          <w:b/>
-        </w:rPr>
-        <w:t xml:space="preserve">Identification of quantitative trait loci (QTL) associated with anaerobic germination of rice (Oryza Sativa).</w:t>
-      </w:r>
-      <w:r>
-        <w:t xml:space="preserve"> </w:t>
-      </w:r>
-      <w:r>
-        <w:rPr>
-          <w:iCs/>
-          <w:i/>
-        </w:rPr>
-        <w:t xml:space="preserve">Poster presentation</w:t>
-      </w:r>
-      <w:r>
-        <w:t xml:space="preserve">, The 7th International Rice Genetics Symposium, November 4-8, Manila, Philippines</w:t>
-      </w:r>
-    </w:p>
-    <w:p>
-      <w:pPr>
-        <w:pStyle w:val="BodyText"/>
-      </w:pPr>
-      <w:r>
-        <w:rPr>
-          <w:iCs/>
-          <w:i/>
-        </w:rPr>
-        <w:t xml:space="preserve">Last updated: 2026-09-01</w:t>
-      </w:r>
-    </w:p>
-    <w:bookmarkEnd w:id="26"/>
+    <w:bookmarkEnd w:id="27"/>
     <w:sectPr/>
   </w:body>
 </w:document>

--- a/cv.docx
+++ b/cv.docx
@@ -370,7 +370,7 @@
           <w:bCs/>
           <w:b/>
         </w:rPr>
-        <w:t xml:space="preserve">Widespread turnover of a conserved cis - regulatory code across 589 grass species</w:t>
+        <w:t xml:space="preserve">Widespread turnover of a conserved cis-regulatory code across 589 grass species</w:t>
       </w:r>
       <w:r>
         <w:t xml:space="preserve">.</w:t>
@@ -1960,7 +1960,7 @@
           <w:iCs/>
           <w:i/>
         </w:rPr>
-        <w:t xml:space="preserve">Last updated: 2026-09-21</w:t>
+        <w:t xml:space="preserve">Last updated: 2026-10-01</w:t>
       </w:r>
     </w:p>
     <w:bookmarkEnd w:id="27"/>
